--- a/Novosibirsk_State_University/Дипломная работа/Тезисы.docx
+++ b/Novosibirsk_State_University/Дипломная работа/Тезисы.docx
@@ -4,6 +4,7 @@
   <w:body>
     <w:p>
       <w:pPr>
+        <w:spacing w:before="120" w:after="120" w:line="240" w:lineRule="auto"/>
         <w:jc w:val="center"/>
         <w:rPr>
           <w:rFonts w:ascii="Times New Roman" w:hAnsi="Times New Roman" w:cs="Times New Roman"/>
@@ -26,7 +27,7 @@
     </w:p>
     <w:p>
       <w:pPr>
-        <w:spacing w:after="0"/>
+        <w:spacing w:before="120" w:after="120" w:line="240" w:lineRule="auto"/>
         <w:ind w:firstLine="708"/>
         <w:jc w:val="both"/>
         <w:rPr>
@@ -41,12 +42,78 @@
           <w:sz w:val="28"/>
           <w:szCs w:val="28"/>
         </w:rPr>
-        <w:t>Актуальность работы обусловлена необходимостью преодоления ограничений ручного проведения экспериментов по регистрации ИК-спектров и кинетических сигналов синглетного кислорода. К таким ограничениям относятся длительное время сбора и обработки данных, потребность в постоянном участии исследователя и риск потери информации при быстрой фоторазложении сенсибилизатора. Автоматизация представляет собой сложную задачу, выходящую за рамки простого написания скриптов, так как требует создания комплексной системы для синхронного управления параметрическим генератором (OPO), монохроматором и измерительными приборами с одновременной обработкой сигналов в реальном времени, что невозможно эффективно реализовать ручными методами.</w:t>
+        <w:t xml:space="preserve">Актуальность работы обусловлена необходимостью преодоления ограничений ручного проведения экспериментов по регистрации </w:t>
+      </w:r>
+      <w:r>
+        <w:rPr>
+          <w:rFonts w:ascii="Times New Roman" w:hAnsi="Times New Roman" w:cs="Times New Roman"/>
+          <w:sz w:val="28"/>
+          <w:szCs w:val="28"/>
+        </w:rPr>
+        <w:t>сигнала и спектра ИК-люминесценции</w:t>
+      </w:r>
+      <w:r>
+        <w:rPr>
+          <w:rFonts w:ascii="Times New Roman" w:hAnsi="Times New Roman" w:cs="Times New Roman"/>
+          <w:sz w:val="28"/>
+          <w:szCs w:val="28"/>
+        </w:rPr>
+        <w:t xml:space="preserve"> синглетного кислорода. К таким ограничениям относятся длительное время сбора и обработки данных, потребность в постоянном участии исследователя и</w:t>
+      </w:r>
+      <w:r>
+        <w:rPr>
+          <w:rFonts w:ascii="Times New Roman" w:hAnsi="Times New Roman" w:cs="Times New Roman"/>
+          <w:sz w:val="28"/>
+          <w:szCs w:val="28"/>
+        </w:rPr>
+        <w:t xml:space="preserve"> ограничение проведения экспериментов </w:t>
+      </w:r>
+      <w:r>
+        <w:rPr>
+          <w:rFonts w:ascii="Times New Roman" w:hAnsi="Times New Roman" w:cs="Times New Roman"/>
+          <w:sz w:val="28"/>
+          <w:szCs w:val="28"/>
+        </w:rPr>
+        <w:t>при быстро</w:t>
+      </w:r>
+      <w:r>
+        <w:rPr>
+          <w:rFonts w:ascii="Times New Roman" w:hAnsi="Times New Roman" w:cs="Times New Roman"/>
+          <w:sz w:val="28"/>
+          <w:szCs w:val="28"/>
+        </w:rPr>
+        <w:t>м</w:t>
+      </w:r>
+      <w:r>
+        <w:rPr>
+          <w:rFonts w:ascii="Times New Roman" w:hAnsi="Times New Roman" w:cs="Times New Roman"/>
+          <w:sz w:val="28"/>
+          <w:szCs w:val="28"/>
+        </w:rPr>
+        <w:t xml:space="preserve"> </w:t>
+      </w:r>
+      <w:proofErr w:type="spellStart"/>
+      <w:r>
+        <w:rPr>
+          <w:rFonts w:ascii="Times New Roman" w:hAnsi="Times New Roman" w:cs="Times New Roman"/>
+          <w:sz w:val="28"/>
+          <w:szCs w:val="28"/>
+        </w:rPr>
+        <w:t>фоторазложении</w:t>
+      </w:r>
+      <w:proofErr w:type="spellEnd"/>
+      <w:r>
+        <w:rPr>
+          <w:rFonts w:ascii="Times New Roman" w:hAnsi="Times New Roman" w:cs="Times New Roman"/>
+          <w:sz w:val="28"/>
+          <w:szCs w:val="28"/>
+        </w:rPr>
+        <w:t xml:space="preserve"> сенсибилизатора. Автоматизация представляет собой сложную задачу, выходящую за рамки простого написания скриптов, так как требует создания комплексной системы для синхронного управления параметрическим генератором (OPO), монохроматором и измерительными приборами с одновременной обработкой сигналов в реальном времени, что невозможно эффективно реализовать ручными методами.</w:t>
       </w:r>
     </w:p>
     <w:p>
       <w:pPr>
-        <w:spacing w:after="0"/>
+        <w:spacing w:before="120" w:after="120" w:line="240" w:lineRule="auto"/>
         <w:ind w:firstLine="708"/>
         <w:jc w:val="both"/>
         <w:rPr>
@@ -93,6 +160,40 @@
           <w:sz w:val="28"/>
           <w:szCs w:val="28"/>
         </w:rPr>
+        <w:t xml:space="preserve"> M266-IV (</w:t>
+      </w:r>
+      <w:proofErr w:type="spellStart"/>
+      <w:r>
+        <w:rPr>
+          <w:rFonts w:ascii="Times New Roman" w:hAnsi="Times New Roman" w:cs="Times New Roman"/>
+          <w:sz w:val="28"/>
+          <w:szCs w:val="28"/>
+        </w:rPr>
+        <w:t>Solar</w:t>
+      </w:r>
+      <w:proofErr w:type="spellEnd"/>
+      <w:r>
+        <w:rPr>
+          <w:rFonts w:ascii="Times New Roman" w:hAnsi="Times New Roman" w:cs="Times New Roman"/>
+          <w:sz w:val="28"/>
+          <w:szCs w:val="28"/>
+        </w:rPr>
+        <w:t xml:space="preserve"> Laser Systems)</w:t>
+      </w:r>
+      <w:r>
+        <w:rPr>
+          <w:rFonts w:ascii="Times New Roman" w:hAnsi="Times New Roman" w:cs="Times New Roman"/>
+          <w:sz w:val="28"/>
+          <w:szCs w:val="28"/>
+        </w:rPr>
+        <w:t xml:space="preserve"> и осциллограф</w:t>
+      </w:r>
+      <w:r>
+        <w:rPr>
+          <w:rFonts w:ascii="Times New Roman" w:hAnsi="Times New Roman" w:cs="Times New Roman"/>
+          <w:sz w:val="28"/>
+          <w:szCs w:val="28"/>
+        </w:rPr>
         <w:t xml:space="preserve"> </w:t>
       </w:r>
       <w:r>
@@ -101,15 +202,48 @@
           <w:sz w:val="28"/>
           <w:szCs w:val="28"/>
         </w:rPr>
-        <w:t>M266-IV (Solar Laser Systems)</w:t>
-      </w:r>
-      <w:r>
-        <w:rPr>
-          <w:rFonts w:ascii="Times New Roman" w:hAnsi="Times New Roman" w:cs="Times New Roman"/>
-          <w:sz w:val="28"/>
-          <w:szCs w:val="28"/>
-        </w:rPr>
-        <w:t xml:space="preserve"> и осциллограф</w:t>
+        <w:t>MSOX2024A</w:t>
+      </w:r>
+      <w:r>
+        <w:rPr>
+          <w:rFonts w:ascii="Times New Roman" w:hAnsi="Times New Roman" w:cs="Times New Roman"/>
+          <w:sz w:val="28"/>
+          <w:szCs w:val="28"/>
+        </w:rPr>
+        <w:t xml:space="preserve"> (</w:t>
+      </w:r>
+      <w:r>
+        <w:rPr>
+          <w:rFonts w:ascii="Times New Roman" w:hAnsi="Times New Roman" w:cs="Times New Roman"/>
+          <w:sz w:val="28"/>
+          <w:szCs w:val="28"/>
+          <w:lang w:val="en-US"/>
+        </w:rPr>
+        <w:t>Keysight</w:t>
+      </w:r>
+      <w:r>
+        <w:rPr>
+          <w:rFonts w:ascii="Times New Roman" w:hAnsi="Times New Roman" w:cs="Times New Roman"/>
+          <w:sz w:val="28"/>
+          <w:szCs w:val="28"/>
+        </w:rPr>
+        <w:t>)</w:t>
+      </w:r>
+      <w:r>
+        <w:rPr>
+          <w:rFonts w:ascii="Times New Roman" w:hAnsi="Times New Roman" w:cs="Times New Roman"/>
+          <w:sz w:val="28"/>
+          <w:szCs w:val="28"/>
+        </w:rPr>
+        <w:t>.</w:t>
+      </w:r>
+      <w:r>
+        <w:rPr>
+          <w:rFonts w:ascii="Times New Roman" w:hAnsi="Times New Roman" w:cs="Times New Roman"/>
+          <w:sz w:val="28"/>
+          <w:szCs w:val="28"/>
+        </w:rPr>
+        <w:t xml:space="preserve"> Лазерное излучение</w:t>
       </w:r>
       <w:r>
         <w:rPr>
@@ -125,7 +259,229 @@
           <w:sz w:val="28"/>
           <w:szCs w:val="28"/>
         </w:rPr>
-        <w:t>MSOX2024A</w:t>
+        <w:t xml:space="preserve">LS-2145-OPO </w:t>
+      </w:r>
+      <w:r>
+        <w:rPr>
+          <w:rFonts w:ascii="Times New Roman" w:hAnsi="Times New Roman" w:cs="Times New Roman"/>
+          <w:sz w:val="28"/>
+          <w:szCs w:val="28"/>
+        </w:rPr>
+        <w:t>(</w:t>
+      </w:r>
+      <w:r>
+        <w:rPr>
+          <w:rFonts w:ascii="Times New Roman" w:hAnsi="Times New Roman" w:cs="Times New Roman"/>
+          <w:sz w:val="28"/>
+          <w:szCs w:val="28"/>
+          <w:lang w:val="en-US"/>
+        </w:rPr>
+        <w:t>OPO</w:t>
+      </w:r>
+      <w:r>
+        <w:rPr>
+          <w:rFonts w:ascii="Times New Roman" w:hAnsi="Times New Roman" w:cs="Times New Roman"/>
+          <w:sz w:val="28"/>
+          <w:szCs w:val="28"/>
+        </w:rPr>
+        <w:t xml:space="preserve">, </w:t>
+      </w:r>
+      <w:proofErr w:type="spellStart"/>
+      <w:r>
+        <w:rPr>
+          <w:rFonts w:ascii="Times New Roman" w:hAnsi="Times New Roman" w:cs="Times New Roman"/>
+          <w:sz w:val="28"/>
+          <w:szCs w:val="28"/>
+          <w:lang w:val="en-US"/>
+        </w:rPr>
+        <w:t>Lotis</w:t>
+      </w:r>
+      <w:proofErr w:type="spellEnd"/>
+      <w:r>
+        <w:rPr>
+          <w:rFonts w:ascii="Times New Roman" w:hAnsi="Times New Roman" w:cs="Times New Roman"/>
+          <w:sz w:val="28"/>
+          <w:szCs w:val="28"/>
+        </w:rPr>
+        <w:t xml:space="preserve"> </w:t>
+      </w:r>
+      <w:proofErr w:type="spellStart"/>
+      <w:r>
+        <w:rPr>
+          <w:rFonts w:ascii="Times New Roman" w:hAnsi="Times New Roman" w:cs="Times New Roman"/>
+          <w:sz w:val="28"/>
+          <w:szCs w:val="28"/>
+          <w:lang w:val="en-US"/>
+        </w:rPr>
+        <w:t>Tii</w:t>
+      </w:r>
+      <w:proofErr w:type="spellEnd"/>
+      <w:r>
+        <w:rPr>
+          <w:rFonts w:ascii="Times New Roman" w:hAnsi="Times New Roman" w:cs="Times New Roman"/>
+          <w:sz w:val="28"/>
+          <w:szCs w:val="28"/>
+        </w:rPr>
+        <w:t xml:space="preserve"> 2145</w:t>
+      </w:r>
+      <w:r>
+        <w:rPr>
+          <w:rFonts w:ascii="Times New Roman" w:hAnsi="Times New Roman" w:cs="Times New Roman"/>
+          <w:sz w:val="28"/>
+          <w:szCs w:val="28"/>
+        </w:rPr>
+        <w:t>)</w:t>
+      </w:r>
+      <w:r>
+        <w:rPr>
+          <w:rFonts w:ascii="Times New Roman" w:hAnsi="Times New Roman" w:cs="Times New Roman"/>
+          <w:sz w:val="28"/>
+          <w:szCs w:val="28"/>
+        </w:rPr>
+        <w:t xml:space="preserve"> фокусируется на кювету, так чтобы </w:t>
+      </w:r>
+      <w:r>
+        <w:rPr>
+          <w:rFonts w:ascii="Times New Roman" w:hAnsi="Times New Roman" w:cs="Times New Roman"/>
+          <w:sz w:val="28"/>
+          <w:szCs w:val="28"/>
+        </w:rPr>
+        <w:t>фокусное пятно находилось вне кюветы</w:t>
+      </w:r>
+      <w:r>
+        <w:rPr>
+          <w:rFonts w:ascii="Times New Roman" w:hAnsi="Times New Roman" w:cs="Times New Roman"/>
+          <w:sz w:val="28"/>
+          <w:szCs w:val="28"/>
+        </w:rPr>
+        <w:t xml:space="preserve">, а сечение лазерного луча в кювете с исследуемым веществом имело овальную форму. Основная гармоника отделяется с помощью призмы </w:t>
+      </w:r>
+      <w:proofErr w:type="spellStart"/>
+      <w:r>
+        <w:rPr>
+          <w:rFonts w:ascii="Times New Roman" w:hAnsi="Times New Roman" w:cs="Times New Roman"/>
+          <w:sz w:val="28"/>
+          <w:szCs w:val="28"/>
+        </w:rPr>
+        <w:t>Пеллин</w:t>
+      </w:r>
+      <w:proofErr w:type="spellEnd"/>
+      <w:r>
+        <w:rPr>
+          <w:rFonts w:ascii="Times New Roman" w:hAnsi="Times New Roman" w:cs="Times New Roman"/>
+          <w:sz w:val="28"/>
+          <w:szCs w:val="28"/>
+        </w:rPr>
+        <w:t xml:space="preserve">-Брока. Энергия лазерного </w:t>
+      </w:r>
+      <w:r>
+        <w:rPr>
+          <w:rFonts w:ascii="Times New Roman" w:hAnsi="Times New Roman" w:cs="Times New Roman"/>
+          <w:sz w:val="28"/>
+          <w:szCs w:val="28"/>
+        </w:rPr>
+        <w:t>излучения</w:t>
+      </w:r>
+      <w:r>
+        <w:rPr>
+          <w:rFonts w:ascii="Times New Roman" w:hAnsi="Times New Roman" w:cs="Times New Roman"/>
+          <w:sz w:val="28"/>
+          <w:szCs w:val="28"/>
+        </w:rPr>
+        <w:t xml:space="preserve"> на входе в кювету регистрируется с помощью измерителя энергии</w:t>
+      </w:r>
+      <w:r>
+        <w:rPr>
+          <w:rFonts w:ascii="Times New Roman" w:hAnsi="Times New Roman" w:cs="Times New Roman"/>
+          <w:sz w:val="28"/>
+          <w:szCs w:val="28"/>
+        </w:rPr>
+        <w:t xml:space="preserve"> </w:t>
+      </w:r>
+      <w:r>
+        <w:rPr>
+          <w:rFonts w:ascii="Times New Roman" w:hAnsi="Times New Roman" w:cs="Times New Roman"/>
+          <w:sz w:val="28"/>
+          <w:szCs w:val="28"/>
+          <w:lang w:val="en-US"/>
+        </w:rPr>
+        <w:t>QE</w:t>
+      </w:r>
+      <w:r>
+        <w:rPr>
+          <w:rFonts w:ascii="Times New Roman" w:hAnsi="Times New Roman" w:cs="Times New Roman"/>
+          <w:sz w:val="28"/>
+          <w:szCs w:val="28"/>
+        </w:rPr>
+        <w:t>25</w:t>
+      </w:r>
+      <w:r>
+        <w:rPr>
+          <w:rFonts w:ascii="Times New Roman" w:hAnsi="Times New Roman" w:cs="Times New Roman"/>
+          <w:sz w:val="28"/>
+          <w:szCs w:val="28"/>
+          <w:lang w:val="en-US"/>
+        </w:rPr>
+        <w:t>SP</w:t>
+      </w:r>
+      <w:r>
+        <w:rPr>
+          <w:rFonts w:ascii="Times New Roman" w:hAnsi="Times New Roman" w:cs="Times New Roman"/>
+          <w:sz w:val="28"/>
+          <w:szCs w:val="28"/>
+        </w:rPr>
+        <w:t>-</w:t>
+      </w:r>
+      <w:r>
+        <w:rPr>
+          <w:rFonts w:ascii="Times New Roman" w:hAnsi="Times New Roman" w:cs="Times New Roman"/>
+          <w:sz w:val="28"/>
+          <w:szCs w:val="28"/>
+          <w:lang w:val="en-US"/>
+        </w:rPr>
+        <w:t>S</w:t>
+      </w:r>
+      <w:r>
+        <w:rPr>
+          <w:rFonts w:ascii="Times New Roman" w:hAnsi="Times New Roman" w:cs="Times New Roman"/>
+          <w:sz w:val="28"/>
+          <w:szCs w:val="28"/>
+        </w:rPr>
+        <w:t>-</w:t>
+      </w:r>
+      <w:r>
+        <w:rPr>
+          <w:rFonts w:ascii="Times New Roman" w:hAnsi="Times New Roman" w:cs="Times New Roman"/>
+          <w:sz w:val="28"/>
+          <w:szCs w:val="28"/>
+          <w:lang w:val="en-US"/>
+        </w:rPr>
+        <w:t>MT</w:t>
+      </w:r>
+      <w:r>
+        <w:rPr>
+          <w:rFonts w:ascii="Times New Roman" w:hAnsi="Times New Roman" w:cs="Times New Roman"/>
+          <w:sz w:val="28"/>
+          <w:szCs w:val="28"/>
+        </w:rPr>
+        <w:t>-</w:t>
+      </w:r>
+      <w:r>
+        <w:rPr>
+          <w:rFonts w:ascii="Times New Roman" w:hAnsi="Times New Roman" w:cs="Times New Roman"/>
+          <w:sz w:val="28"/>
+          <w:szCs w:val="28"/>
+          <w:lang w:val="en-US"/>
+        </w:rPr>
+        <w:t>D</w:t>
+      </w:r>
+      <w:r>
+        <w:rPr>
+          <w:rFonts w:ascii="Times New Roman" w:hAnsi="Times New Roman" w:cs="Times New Roman"/>
+          <w:sz w:val="28"/>
+          <w:szCs w:val="28"/>
+        </w:rPr>
+        <w:t>0</w:t>
       </w:r>
       <w:r>
         <w:rPr>
@@ -135,6 +491,7 @@
         </w:rPr>
         <w:t xml:space="preserve"> (</w:t>
       </w:r>
+      <w:proofErr w:type="spellStart"/>
       <w:r>
         <w:rPr>
           <w:rFonts w:ascii="Times New Roman" w:hAnsi="Times New Roman" w:cs="Times New Roman"/>
@@ -142,7 +499,25 @@
           <w:szCs w:val="28"/>
           <w:lang w:val="en-US"/>
         </w:rPr>
-        <w:t>Keysight</w:t>
+        <w:t>Gentec</w:t>
+      </w:r>
+      <w:proofErr w:type="spellEnd"/>
+      <w:r>
+        <w:rPr>
+          <w:rFonts w:ascii="Times New Roman" w:hAnsi="Times New Roman" w:cs="Times New Roman"/>
+          <w:sz w:val="28"/>
+          <w:szCs w:val="28"/>
+        </w:rPr>
+        <w:t>-</w:t>
+      </w:r>
+      <w:r>
+        <w:rPr>
+          <w:rFonts w:ascii="Times New Roman" w:hAnsi="Times New Roman" w:cs="Times New Roman"/>
+          <w:sz w:val="28"/>
+          <w:szCs w:val="28"/>
+          <w:lang w:val="en-US"/>
+        </w:rPr>
+        <w:t>EO</w:t>
       </w:r>
       <w:r>
         <w:rPr>
@@ -158,22 +533,6 @@
           <w:sz w:val="28"/>
           <w:szCs w:val="28"/>
         </w:rPr>
-        <w:t>.</w:t>
-      </w:r>
-      <w:r>
-        <w:rPr>
-          <w:rFonts w:ascii="Times New Roman" w:hAnsi="Times New Roman" w:cs="Times New Roman"/>
-          <w:sz w:val="28"/>
-          <w:szCs w:val="28"/>
-        </w:rPr>
-        <w:t xml:space="preserve"> Лазерное излучение</w:t>
-      </w:r>
-      <w:r>
-        <w:rPr>
-          <w:rFonts w:ascii="Times New Roman" w:hAnsi="Times New Roman" w:cs="Times New Roman"/>
-          <w:sz w:val="28"/>
-          <w:szCs w:val="28"/>
-        </w:rPr>
         <w:t xml:space="preserve"> </w:t>
       </w:r>
       <w:r>
@@ -182,23 +541,31 @@
           <w:sz w:val="28"/>
           <w:szCs w:val="28"/>
         </w:rPr>
-        <w:t>LS-2145-OPO</w:t>
-      </w:r>
-      <w:r>
-        <w:rPr>
-          <w:rFonts w:ascii="Times New Roman" w:hAnsi="Times New Roman" w:cs="Times New Roman"/>
-          <w:sz w:val="28"/>
-          <w:szCs w:val="28"/>
-        </w:rPr>
-        <w:t xml:space="preserve"> </w:t>
-      </w:r>
-      <w:r>
-        <w:rPr>
-          <w:rFonts w:ascii="Times New Roman" w:hAnsi="Times New Roman" w:cs="Times New Roman"/>
-          <w:sz w:val="28"/>
-          <w:szCs w:val="28"/>
-        </w:rPr>
-        <w:t>(</w:t>
+        <w:t xml:space="preserve">и варьируется с помощью набора УФ-ВИД светофильтров. </w:t>
+      </w:r>
+      <w:r>
+        <w:rPr>
+          <w:rFonts w:ascii="Times New Roman" w:hAnsi="Times New Roman" w:cs="Times New Roman"/>
+          <w:sz w:val="28"/>
+          <w:szCs w:val="28"/>
+        </w:rPr>
+        <w:t>Возбуждаемая</w:t>
+      </w:r>
+      <w:r>
+        <w:rPr>
+          <w:rFonts w:ascii="Times New Roman" w:hAnsi="Times New Roman" w:cs="Times New Roman"/>
+          <w:sz w:val="28"/>
+          <w:szCs w:val="28"/>
+        </w:rPr>
+        <w:t xml:space="preserve"> лазером ИК-люминесценция фокусируется сферической линзой на входную щель монохроматора и регистрируется ИК-фотодетектором на выходе из монохроматора. В качестве фотодетектора используется широкополосный ИК-фотодетектор на основе </w:t>
+      </w:r>
+      <w:r>
+        <w:rPr>
+          <w:rFonts w:ascii="Times New Roman" w:hAnsi="Times New Roman" w:cs="Times New Roman"/>
+          <w:sz w:val="28"/>
+          <w:szCs w:val="28"/>
+        </w:rPr>
+        <w:t xml:space="preserve">фотодиода </w:t>
       </w:r>
       <w:r>
         <w:rPr>
@@ -207,16 +574,25 @@
           <w:szCs w:val="28"/>
           <w:lang w:val="en-US"/>
         </w:rPr>
-        <w:t>OPO</w:t>
-      </w:r>
-      <w:r>
-        <w:rPr>
-          <w:rFonts w:ascii="Times New Roman" w:hAnsi="Times New Roman" w:cs="Times New Roman"/>
-          <w:sz w:val="28"/>
-          <w:szCs w:val="28"/>
-        </w:rPr>
-        <w:t xml:space="preserve">, </w:t>
-      </w:r>
+        <w:t>G</w:t>
+      </w:r>
+      <w:r>
+        <w:rPr>
+          <w:rFonts w:ascii="Times New Roman" w:hAnsi="Times New Roman" w:cs="Times New Roman"/>
+          <w:sz w:val="28"/>
+          <w:szCs w:val="28"/>
+        </w:rPr>
+        <w:t>12180-250</w:t>
+      </w:r>
+      <w:r>
+        <w:rPr>
+          <w:rFonts w:ascii="Times New Roman" w:hAnsi="Times New Roman" w:cs="Times New Roman"/>
+          <w:sz w:val="28"/>
+          <w:szCs w:val="28"/>
+        </w:rPr>
+        <w:t xml:space="preserve">А </w:t>
+      </w:r>
+      <w:proofErr w:type="spellStart"/>
       <w:r>
         <w:rPr>
           <w:rFonts w:ascii="Times New Roman" w:hAnsi="Times New Roman" w:cs="Times New Roman"/>
@@ -224,290 +600,9 @@
           <w:szCs w:val="28"/>
           <w:lang w:val="en-US"/>
         </w:rPr>
-        <w:t>Lotis</w:t>
-      </w:r>
-      <w:r>
-        <w:rPr>
-          <w:rFonts w:ascii="Times New Roman" w:hAnsi="Times New Roman" w:cs="Times New Roman"/>
-          <w:sz w:val="28"/>
-          <w:szCs w:val="28"/>
-        </w:rPr>
-        <w:t xml:space="preserve"> </w:t>
-      </w:r>
-      <w:r>
-        <w:rPr>
-          <w:rFonts w:ascii="Times New Roman" w:hAnsi="Times New Roman" w:cs="Times New Roman"/>
-          <w:sz w:val="28"/>
-          <w:szCs w:val="28"/>
-          <w:lang w:val="en-US"/>
-        </w:rPr>
-        <w:t>Tii</w:t>
-      </w:r>
-      <w:r>
-        <w:rPr>
-          <w:rFonts w:ascii="Times New Roman" w:hAnsi="Times New Roman" w:cs="Times New Roman"/>
-          <w:sz w:val="28"/>
-          <w:szCs w:val="28"/>
-        </w:rPr>
-        <w:t xml:space="preserve"> 2145</w:t>
-      </w:r>
-      <w:r>
-        <w:rPr>
-          <w:rFonts w:ascii="Times New Roman" w:hAnsi="Times New Roman" w:cs="Times New Roman"/>
-          <w:sz w:val="28"/>
-          <w:szCs w:val="28"/>
-        </w:rPr>
-        <w:t>)</w:t>
-      </w:r>
-      <w:r>
-        <w:rPr>
-          <w:rFonts w:ascii="Times New Roman" w:hAnsi="Times New Roman" w:cs="Times New Roman"/>
-          <w:sz w:val="28"/>
-          <w:szCs w:val="28"/>
-        </w:rPr>
-        <w:t xml:space="preserve"> фокусируется на кювету, так чтобы </w:t>
-      </w:r>
-      <w:r>
-        <w:rPr>
-          <w:rFonts w:ascii="Times New Roman" w:hAnsi="Times New Roman" w:cs="Times New Roman"/>
-          <w:sz w:val="28"/>
-          <w:szCs w:val="28"/>
-        </w:rPr>
-        <w:t>фокусное пятно находилось вне кюветы</w:t>
-      </w:r>
-      <w:r>
-        <w:rPr>
-          <w:rFonts w:ascii="Times New Roman" w:hAnsi="Times New Roman" w:cs="Times New Roman"/>
-          <w:sz w:val="28"/>
-          <w:szCs w:val="28"/>
-        </w:rPr>
-        <w:t xml:space="preserve">, а сечение лазерного луча в кювете с исследуемым веществом имело овальную форму. Основная гармоника отделяется с помощью призмы Пеллин-Брока. Энергия лазерного </w:t>
-      </w:r>
-      <w:r>
-        <w:rPr>
-          <w:rFonts w:ascii="Times New Roman" w:hAnsi="Times New Roman" w:cs="Times New Roman"/>
-          <w:sz w:val="28"/>
-          <w:szCs w:val="28"/>
-        </w:rPr>
-        <w:t>излучения</w:t>
-      </w:r>
-      <w:r>
-        <w:rPr>
-          <w:rFonts w:ascii="Times New Roman" w:hAnsi="Times New Roman" w:cs="Times New Roman"/>
-          <w:sz w:val="28"/>
-          <w:szCs w:val="28"/>
-        </w:rPr>
-        <w:t xml:space="preserve"> на входе в кювету регистрируется с помощью измерителя энергии</w:t>
-      </w:r>
-      <w:r>
-        <w:rPr>
-          <w:rFonts w:ascii="Times New Roman" w:hAnsi="Times New Roman" w:cs="Times New Roman"/>
-          <w:sz w:val="28"/>
-          <w:szCs w:val="28"/>
-        </w:rPr>
-        <w:t xml:space="preserve"> </w:t>
-      </w:r>
-      <w:r>
-        <w:rPr>
-          <w:rFonts w:ascii="Times New Roman" w:hAnsi="Times New Roman" w:cs="Times New Roman"/>
-          <w:sz w:val="28"/>
-          <w:szCs w:val="28"/>
-          <w:lang w:val="en-US"/>
-        </w:rPr>
-        <w:t>QE</w:t>
-      </w:r>
-      <w:r>
-        <w:rPr>
-          <w:rFonts w:ascii="Times New Roman" w:hAnsi="Times New Roman" w:cs="Times New Roman"/>
-          <w:sz w:val="28"/>
-          <w:szCs w:val="28"/>
-        </w:rPr>
-        <w:t>25</w:t>
-      </w:r>
-      <w:r>
-        <w:rPr>
-          <w:rFonts w:ascii="Times New Roman" w:hAnsi="Times New Roman" w:cs="Times New Roman"/>
-          <w:sz w:val="28"/>
-          <w:szCs w:val="28"/>
-          <w:lang w:val="en-US"/>
-        </w:rPr>
-        <w:t>SP</w:t>
-      </w:r>
-      <w:r>
-        <w:rPr>
-          <w:rFonts w:ascii="Times New Roman" w:hAnsi="Times New Roman" w:cs="Times New Roman"/>
-          <w:sz w:val="28"/>
-          <w:szCs w:val="28"/>
-        </w:rPr>
-        <w:t>-</w:t>
-      </w:r>
-      <w:r>
-        <w:rPr>
-          <w:rFonts w:ascii="Times New Roman" w:hAnsi="Times New Roman" w:cs="Times New Roman"/>
-          <w:sz w:val="28"/>
-          <w:szCs w:val="28"/>
-          <w:lang w:val="en-US"/>
-        </w:rPr>
-        <w:t>S</w:t>
-      </w:r>
-      <w:r>
-        <w:rPr>
-          <w:rFonts w:ascii="Times New Roman" w:hAnsi="Times New Roman" w:cs="Times New Roman"/>
-          <w:sz w:val="28"/>
-          <w:szCs w:val="28"/>
-        </w:rPr>
-        <w:t>-</w:t>
-      </w:r>
-      <w:r>
-        <w:rPr>
-          <w:rFonts w:ascii="Times New Roman" w:hAnsi="Times New Roman" w:cs="Times New Roman"/>
-          <w:sz w:val="28"/>
-          <w:szCs w:val="28"/>
-          <w:lang w:val="en-US"/>
-        </w:rPr>
-        <w:t>MT</w:t>
-      </w:r>
-      <w:r>
-        <w:rPr>
-          <w:rFonts w:ascii="Times New Roman" w:hAnsi="Times New Roman" w:cs="Times New Roman"/>
-          <w:sz w:val="28"/>
-          <w:szCs w:val="28"/>
-        </w:rPr>
-        <w:t>-</w:t>
-      </w:r>
-      <w:r>
-        <w:rPr>
-          <w:rFonts w:ascii="Times New Roman" w:hAnsi="Times New Roman" w:cs="Times New Roman"/>
-          <w:sz w:val="28"/>
-          <w:szCs w:val="28"/>
-          <w:lang w:val="en-US"/>
-        </w:rPr>
-        <w:t>D</w:t>
-      </w:r>
-      <w:r>
-        <w:rPr>
-          <w:rFonts w:ascii="Times New Roman" w:hAnsi="Times New Roman" w:cs="Times New Roman"/>
-          <w:sz w:val="28"/>
-          <w:szCs w:val="28"/>
-        </w:rPr>
-        <w:t>0</w:t>
-      </w:r>
-      <w:r>
-        <w:rPr>
-          <w:rFonts w:ascii="Times New Roman" w:hAnsi="Times New Roman" w:cs="Times New Roman"/>
-          <w:sz w:val="28"/>
-          <w:szCs w:val="28"/>
-        </w:rPr>
-        <w:t xml:space="preserve"> (</w:t>
-      </w:r>
-      <w:r>
-        <w:rPr>
-          <w:rFonts w:ascii="Times New Roman" w:hAnsi="Times New Roman" w:cs="Times New Roman"/>
-          <w:sz w:val="28"/>
-          <w:szCs w:val="28"/>
-          <w:lang w:val="en-US"/>
-        </w:rPr>
-        <w:t>Gentec</w:t>
-      </w:r>
-      <w:r>
-        <w:rPr>
-          <w:rFonts w:ascii="Times New Roman" w:hAnsi="Times New Roman" w:cs="Times New Roman"/>
-          <w:sz w:val="28"/>
-          <w:szCs w:val="28"/>
-        </w:rPr>
-        <w:t>-</w:t>
-      </w:r>
-      <w:r>
-        <w:rPr>
-          <w:rFonts w:ascii="Times New Roman" w:hAnsi="Times New Roman" w:cs="Times New Roman"/>
-          <w:sz w:val="28"/>
-          <w:szCs w:val="28"/>
-          <w:lang w:val="en-US"/>
-        </w:rPr>
-        <w:t>EO</w:t>
-      </w:r>
-      <w:r>
-        <w:rPr>
-          <w:rFonts w:ascii="Times New Roman" w:hAnsi="Times New Roman" w:cs="Times New Roman"/>
-          <w:sz w:val="28"/>
-          <w:szCs w:val="28"/>
-        </w:rPr>
-        <w:t>)</w:t>
-      </w:r>
-      <w:r>
-        <w:rPr>
-          <w:rFonts w:ascii="Times New Roman" w:hAnsi="Times New Roman" w:cs="Times New Roman"/>
-          <w:sz w:val="28"/>
-          <w:szCs w:val="28"/>
-        </w:rPr>
-        <w:t xml:space="preserve"> </w:t>
-      </w:r>
-      <w:r>
-        <w:rPr>
-          <w:rFonts w:ascii="Times New Roman" w:hAnsi="Times New Roman" w:cs="Times New Roman"/>
-          <w:sz w:val="28"/>
-          <w:szCs w:val="28"/>
-        </w:rPr>
-        <w:t xml:space="preserve">и варьируется с помощью набора УФ-ВИД светофильтров. </w:t>
-      </w:r>
-      <w:r>
-        <w:rPr>
-          <w:rFonts w:ascii="Times New Roman" w:hAnsi="Times New Roman" w:cs="Times New Roman"/>
-          <w:sz w:val="28"/>
-          <w:szCs w:val="28"/>
-        </w:rPr>
-        <w:t>Возбуждаемая</w:t>
-      </w:r>
-      <w:r>
-        <w:rPr>
-          <w:rFonts w:ascii="Times New Roman" w:hAnsi="Times New Roman" w:cs="Times New Roman"/>
-          <w:sz w:val="28"/>
-          <w:szCs w:val="28"/>
-        </w:rPr>
-        <w:t xml:space="preserve"> лазером ИК-люминесценция фокусируется сферической линзой на входную щель монохроматора и регистрируется ИК-фотодетектором на выходе из монохроматора. В качестве фотодетектора используется широкополосный ИК-фотодетектор на основе </w:t>
-      </w:r>
-      <w:r>
-        <w:rPr>
-          <w:rFonts w:ascii="Times New Roman" w:hAnsi="Times New Roman" w:cs="Times New Roman"/>
-          <w:sz w:val="28"/>
-          <w:szCs w:val="28"/>
-        </w:rPr>
-        <w:t xml:space="preserve">фотодиода </w:t>
-      </w:r>
-      <w:r>
-        <w:rPr>
-          <w:rFonts w:ascii="Times New Roman" w:hAnsi="Times New Roman" w:cs="Times New Roman"/>
-          <w:sz w:val="28"/>
-          <w:szCs w:val="28"/>
-          <w:lang w:val="en-US"/>
-        </w:rPr>
-        <w:t>G</w:t>
-      </w:r>
-      <w:r>
-        <w:rPr>
-          <w:rFonts w:ascii="Times New Roman" w:hAnsi="Times New Roman" w:cs="Times New Roman"/>
-          <w:sz w:val="28"/>
-          <w:szCs w:val="28"/>
-        </w:rPr>
-        <w:t>12180-250</w:t>
-      </w:r>
-      <w:r>
-        <w:rPr>
-          <w:rFonts w:ascii="Times New Roman" w:hAnsi="Times New Roman" w:cs="Times New Roman"/>
-          <w:sz w:val="28"/>
-          <w:szCs w:val="28"/>
-        </w:rPr>
-        <w:t xml:space="preserve">А </w:t>
-      </w:r>
-      <w:r>
-        <w:rPr>
-          <w:rFonts w:ascii="Times New Roman" w:hAnsi="Times New Roman" w:cs="Times New Roman"/>
-          <w:sz w:val="28"/>
-          <w:szCs w:val="28"/>
-          <w:lang w:val="en-US"/>
-        </w:rPr>
         <w:t>InGaAs</w:t>
       </w:r>
+      <w:proofErr w:type="spellEnd"/>
       <w:r>
         <w:rPr>
           <w:rFonts w:ascii="Times New Roman" w:hAnsi="Times New Roman" w:cs="Times New Roman"/>
@@ -544,7 +639,7 @@
     </w:p>
     <w:p>
       <w:pPr>
-        <w:spacing w:after="0"/>
+        <w:spacing w:before="120" w:after="120" w:line="240" w:lineRule="auto"/>
         <w:ind w:firstLine="708"/>
         <w:jc w:val="both"/>
         <w:rPr>
@@ -687,7 +782,15 @@
           <w:sz w:val="28"/>
           <w:szCs w:val="28"/>
         </w:rPr>
-        <w:t>. Реализация</w:t>
+        <w:t xml:space="preserve">. </w:t>
+      </w:r>
+      <w:r>
+        <w:rPr>
+          <w:rFonts w:ascii="Times New Roman" w:hAnsi="Times New Roman" w:cs="Times New Roman"/>
+          <w:sz w:val="28"/>
+          <w:szCs w:val="28"/>
+        </w:rPr>
+        <w:t>Реализация</w:t>
       </w:r>
       <w:r>
         <w:rPr>
@@ -711,55 +814,7 @@
           <w:sz w:val="28"/>
           <w:szCs w:val="28"/>
         </w:rPr>
-        <w:t xml:space="preserve"> аппроксимации полученных </w:t>
-      </w:r>
-      <w:r>
-        <w:rPr>
-          <w:rFonts w:ascii="Times New Roman" w:hAnsi="Times New Roman" w:cs="Times New Roman"/>
-          <w:sz w:val="28"/>
-          <w:szCs w:val="28"/>
-        </w:rPr>
-        <w:t>спектров</w:t>
-      </w:r>
-      <w:r>
-        <w:rPr>
-          <w:rFonts w:ascii="Times New Roman" w:hAnsi="Times New Roman" w:cs="Times New Roman"/>
-          <w:sz w:val="28"/>
-          <w:szCs w:val="28"/>
-        </w:rPr>
-        <w:t xml:space="preserve"> с помощью метода о</w:t>
-      </w:r>
-      <w:r>
-        <w:rPr>
-          <w:rFonts w:ascii="Times New Roman" w:hAnsi="Times New Roman" w:cs="Times New Roman"/>
-          <w:sz w:val="28"/>
-          <w:szCs w:val="28"/>
-        </w:rPr>
-        <w:t>ртогонально</w:t>
-      </w:r>
-      <w:r>
-        <w:rPr>
-          <w:rFonts w:ascii="Times New Roman" w:hAnsi="Times New Roman" w:cs="Times New Roman"/>
-          <w:sz w:val="28"/>
-          <w:szCs w:val="28"/>
-        </w:rPr>
-        <w:t>го</w:t>
-      </w:r>
-      <w:r>
-        <w:rPr>
-          <w:rFonts w:ascii="Times New Roman" w:hAnsi="Times New Roman" w:cs="Times New Roman"/>
-          <w:sz w:val="28"/>
-          <w:szCs w:val="28"/>
-        </w:rPr>
-        <w:t xml:space="preserve"> разложени</w:t>
-      </w:r>
-      <w:r>
-        <w:rPr>
-          <w:rFonts w:ascii="Times New Roman" w:hAnsi="Times New Roman" w:cs="Times New Roman"/>
-          <w:sz w:val="28"/>
-          <w:szCs w:val="28"/>
-        </w:rPr>
-        <w:t xml:space="preserve">я через подбор оптимального базиса для разложения, далее итеративным сравнением исходного </w:t>
+        <w:t xml:space="preserve"> аппроксимации </w:t>
       </w:r>
       <w:r>
         <w:rPr>
@@ -775,55 +830,97 @@
           <w:sz w:val="28"/>
           <w:szCs w:val="28"/>
         </w:rPr>
-        <w:t xml:space="preserve"> и результата аппроксимации проводятся </w:t>
-      </w:r>
-      <w:r>
-        <w:rPr>
-          <w:rFonts w:ascii="Times New Roman" w:hAnsi="Times New Roman" w:cs="Times New Roman"/>
-          <w:sz w:val="28"/>
-          <w:szCs w:val="28"/>
-        </w:rPr>
-        <w:t>отдельные разложения участков с недостающей точностью и выполняется оптимизация коэффициентов разложения с помощью р</w:t>
-      </w:r>
-      <w:r>
-        <w:rPr>
-          <w:rFonts w:ascii="Times New Roman" w:hAnsi="Times New Roman" w:cs="Times New Roman"/>
-          <w:sz w:val="28"/>
-          <w:szCs w:val="28"/>
-        </w:rPr>
-        <w:t>егуляризованн</w:t>
-      </w:r>
-      <w:r>
-        <w:rPr>
-          <w:rFonts w:ascii="Times New Roman" w:hAnsi="Times New Roman" w:cs="Times New Roman"/>
-          <w:sz w:val="28"/>
-          <w:szCs w:val="28"/>
-        </w:rPr>
-        <w:t>ой</w:t>
-      </w:r>
-      <w:r>
-        <w:rPr>
-          <w:rFonts w:ascii="Times New Roman" w:hAnsi="Times New Roman" w:cs="Times New Roman"/>
-          <w:sz w:val="28"/>
-          <w:szCs w:val="28"/>
-        </w:rPr>
-        <w:t xml:space="preserve"> регресси</w:t>
-      </w:r>
-      <w:r>
-        <w:rPr>
-          <w:rFonts w:ascii="Times New Roman" w:hAnsi="Times New Roman" w:cs="Times New Roman"/>
-          <w:sz w:val="28"/>
-          <w:szCs w:val="28"/>
-        </w:rPr>
-        <w:t>и для достижения необходимой общей точности результата аппроксимации</w:t>
-      </w:r>
-      <w:r>
-        <w:rPr>
-          <w:rFonts w:ascii="Times New Roman" w:hAnsi="Times New Roman" w:cs="Times New Roman"/>
-          <w:sz w:val="28"/>
-          <w:szCs w:val="28"/>
-        </w:rPr>
-        <w:t>.</w:t>
+        <w:t xml:space="preserve"> с помощью метода ортогонального разложения через </w:t>
+      </w:r>
+      <w:proofErr w:type="spellStart"/>
+      <w:r>
+        <w:rPr>
+          <w:rFonts w:ascii="Times New Roman" w:hAnsi="Times New Roman" w:cs="Times New Roman"/>
+          <w:sz w:val="28"/>
+          <w:szCs w:val="28"/>
+        </w:rPr>
+        <w:t>биэкспоненциальную</w:t>
+      </w:r>
+      <w:proofErr w:type="spellEnd"/>
+      <w:r>
+        <w:rPr>
+          <w:rFonts w:ascii="Times New Roman" w:hAnsi="Times New Roman" w:cs="Times New Roman"/>
+          <w:sz w:val="28"/>
+          <w:szCs w:val="28"/>
+        </w:rPr>
+        <w:t xml:space="preserve"> модель</w:t>
+      </w:r>
+      <w:r>
+        <w:rPr>
+          <w:rFonts w:ascii="Times New Roman" w:hAnsi="Times New Roman" w:cs="Times New Roman"/>
+          <w:sz w:val="28"/>
+          <w:szCs w:val="28"/>
+        </w:rPr>
+        <w:t xml:space="preserve">, далее </w:t>
+      </w:r>
+      <w:r>
+        <w:rPr>
+          <w:rFonts w:ascii="Times New Roman" w:hAnsi="Times New Roman" w:cs="Times New Roman"/>
+          <w:sz w:val="28"/>
+          <w:szCs w:val="28"/>
+        </w:rPr>
+        <w:t xml:space="preserve">применяется метод нелинейной регрессии для оптимизации коэффициентов и после </w:t>
+      </w:r>
+      <w:r>
+        <w:rPr>
+          <w:rFonts w:ascii="Times New Roman" w:hAnsi="Times New Roman" w:cs="Times New Roman"/>
+          <w:sz w:val="28"/>
+          <w:szCs w:val="28"/>
+        </w:rPr>
+        <w:t>итеративн</w:t>
+      </w:r>
+      <w:r>
+        <w:rPr>
+          <w:rFonts w:ascii="Times New Roman" w:hAnsi="Times New Roman" w:cs="Times New Roman"/>
+          <w:sz w:val="28"/>
+          <w:szCs w:val="28"/>
+        </w:rPr>
+        <w:t>ого подбора подходящих коэффициентов следует</w:t>
+      </w:r>
+      <w:r>
+        <w:rPr>
+          <w:rFonts w:ascii="Times New Roman" w:hAnsi="Times New Roman" w:cs="Times New Roman"/>
+          <w:sz w:val="28"/>
+          <w:szCs w:val="28"/>
+        </w:rPr>
+        <w:t xml:space="preserve"> </w:t>
+      </w:r>
+      <w:r>
+        <w:rPr>
+          <w:rFonts w:ascii="Times New Roman" w:hAnsi="Times New Roman" w:cs="Times New Roman"/>
+          <w:sz w:val="28"/>
+          <w:szCs w:val="28"/>
+        </w:rPr>
+        <w:t xml:space="preserve">расчет спектра для результата аппроксимации и </w:t>
+      </w:r>
+      <w:r>
+        <w:rPr>
+          <w:rFonts w:ascii="Times New Roman" w:hAnsi="Times New Roman" w:cs="Times New Roman"/>
+          <w:sz w:val="28"/>
+          <w:szCs w:val="28"/>
+        </w:rPr>
+        <w:t xml:space="preserve">сравнение </w:t>
+      </w:r>
+      <w:r>
+        <w:rPr>
+          <w:rFonts w:ascii="Times New Roman" w:hAnsi="Times New Roman" w:cs="Times New Roman"/>
+          <w:sz w:val="28"/>
+          <w:szCs w:val="28"/>
+        </w:rPr>
+        <w:t xml:space="preserve">с спектром </w:t>
+      </w:r>
+      <w:r>
+        <w:rPr>
+          <w:rFonts w:ascii="Times New Roman" w:hAnsi="Times New Roman" w:cs="Times New Roman"/>
+          <w:sz w:val="28"/>
+          <w:szCs w:val="28"/>
+        </w:rPr>
+        <w:t>исходного.</w:t>
       </w:r>
       <w:r>
         <w:rPr>
@@ -908,7 +1005,7 @@
     </w:p>
     <w:p>
       <w:pPr>
-        <w:spacing w:after="0"/>
+        <w:spacing w:before="120" w:after="120" w:line="240" w:lineRule="auto"/>
         <w:ind w:firstLine="708"/>
         <w:jc w:val="both"/>
         <w:rPr>
@@ -923,7 +1020,49 @@
           <w:sz w:val="28"/>
           <w:szCs w:val="28"/>
         </w:rPr>
-        <w:t xml:space="preserve">В результате разработки ожидается создание программного обеспечения, реализующего алгоритм автоматизированного эксперимента. Оно обеспечит повышение </w:t>
+        <w:t xml:space="preserve">В результате разработки ожидается создание программного обеспечения, реализующего алгоритм автоматизированного эксперимента. Оно обеспечит повышение скорости и воспроизводимости получения спектров ИК-люминесценции по сравнению с ручным управлением и обработкой. Ключевыми особенностями ПО станут автоматический сбор данных с их обработкой в реальном времени, встроенные процедуры аппроксимации </w:t>
+      </w:r>
+      <w:r>
+        <w:rPr>
+          <w:rFonts w:ascii="Times New Roman" w:hAnsi="Times New Roman" w:cs="Times New Roman"/>
+          <w:sz w:val="28"/>
+          <w:szCs w:val="28"/>
+        </w:rPr>
+        <w:t>сигналов</w:t>
+      </w:r>
+      <w:r>
+        <w:rPr>
+          <w:rFonts w:ascii="Times New Roman" w:hAnsi="Times New Roman" w:cs="Times New Roman"/>
+          <w:sz w:val="28"/>
+          <w:szCs w:val="28"/>
+        </w:rPr>
+        <w:t xml:space="preserve"> и </w:t>
+      </w:r>
+      <w:proofErr w:type="spellStart"/>
+      <w:r>
+        <w:rPr>
+          <w:rFonts w:ascii="Times New Roman" w:hAnsi="Times New Roman" w:cs="Times New Roman"/>
+          <w:sz w:val="28"/>
+          <w:szCs w:val="28"/>
+        </w:rPr>
+        <w:t>автокалибровки</w:t>
+      </w:r>
+      <w:proofErr w:type="spellEnd"/>
+      <w:r>
+        <w:rPr>
+          <w:rFonts w:ascii="Times New Roman" w:hAnsi="Times New Roman" w:cs="Times New Roman"/>
+          <w:sz w:val="28"/>
+          <w:szCs w:val="28"/>
+        </w:rPr>
+        <w:t xml:space="preserve">. </w:t>
+      </w:r>
+      <w:r>
+        <w:rPr>
+          <w:rFonts w:ascii="Times New Roman" w:hAnsi="Times New Roman" w:cs="Times New Roman"/>
+          <w:sz w:val="28"/>
+          <w:szCs w:val="28"/>
+        </w:rPr>
+        <w:t xml:space="preserve">Апробация ПО подтвердит его практическую </w:t>
       </w:r>
       <w:r>
         <w:rPr>
@@ -932,15 +1071,7 @@
           <w:szCs w:val="28"/>
         </w:rPr>
         <w:lastRenderedPageBreak/>
-        <w:t xml:space="preserve">скорости и воспроизводимости получения спектров ИК-люминесценции по сравнению с ручным управлением и обработкой. Ключевыми особенностями ПО станут автоматический сбор данных с их обработкой в реальном времени, встроенные процедуры аппроксимации спектров и автокалибровки. </w:t>
-      </w:r>
-      <w:r>
-        <w:rPr>
-          <w:rFonts w:ascii="Times New Roman" w:hAnsi="Times New Roman" w:cs="Times New Roman"/>
-          <w:sz w:val="28"/>
-          <w:szCs w:val="28"/>
-        </w:rPr>
-        <w:t>Апробация ПО подтвердит его практическую значимость путем количественной оценки эффективности по критериям</w:t>
+        <w:t>значимость путем количественной оценки эффективности по критериям</w:t>
       </w:r>
       <w:r>
         <w:rPr>

--- a/Novosibirsk_State_University/Дипломная работа/Тезисы.docx
+++ b/Novosibirsk_State_University/Дипломная работа/Тезисы.docx
@@ -790,47 +790,7 @@
           <w:sz w:val="28"/>
           <w:szCs w:val="28"/>
         </w:rPr>
-        <w:t>Реализация</w:t>
-      </w:r>
-      <w:r>
-        <w:rPr>
-          <w:rFonts w:ascii="Times New Roman" w:hAnsi="Times New Roman" w:cs="Times New Roman"/>
-          <w:sz w:val="28"/>
-          <w:szCs w:val="28"/>
-        </w:rPr>
-        <w:t xml:space="preserve"> алгоритм</w:t>
-      </w:r>
-      <w:r>
-        <w:rPr>
-          <w:rFonts w:ascii="Times New Roman" w:hAnsi="Times New Roman" w:cs="Times New Roman"/>
-          <w:sz w:val="28"/>
-          <w:szCs w:val="28"/>
-        </w:rPr>
-        <w:t>а</w:t>
-      </w:r>
-      <w:r>
-        <w:rPr>
-          <w:rFonts w:ascii="Times New Roman" w:hAnsi="Times New Roman" w:cs="Times New Roman"/>
-          <w:sz w:val="28"/>
-          <w:szCs w:val="28"/>
-        </w:rPr>
-        <w:t xml:space="preserve"> аппроксимации </w:t>
-      </w:r>
-      <w:r>
-        <w:rPr>
-          <w:rFonts w:ascii="Times New Roman" w:hAnsi="Times New Roman" w:cs="Times New Roman"/>
-          <w:sz w:val="28"/>
-          <w:szCs w:val="28"/>
-        </w:rPr>
-        <w:t>сигнала</w:t>
-      </w:r>
-      <w:r>
-        <w:rPr>
-          <w:rFonts w:ascii="Times New Roman" w:hAnsi="Times New Roman" w:cs="Times New Roman"/>
-          <w:sz w:val="28"/>
-          <w:szCs w:val="28"/>
-        </w:rPr>
-        <w:t xml:space="preserve"> с помощью метода ортогонального разложения через </w:t>
+        <w:t xml:space="preserve">Реализация алгоритма аппроксимации сигнала с помощью </w:t>
       </w:r>
       <w:proofErr w:type="spellStart"/>
       <w:r>
@@ -839,7 +799,7 @@
           <w:sz w:val="28"/>
           <w:szCs w:val="28"/>
         </w:rPr>
-        <w:t>биэкспоненциальную</w:t>
+        <w:t>биэкспоненциальной</w:t>
       </w:r>
       <w:proofErr w:type="spellEnd"/>
       <w:r>
@@ -848,79 +808,15 @@
           <w:sz w:val="28"/>
           <w:szCs w:val="28"/>
         </w:rPr>
-        <w:t xml:space="preserve"> модель</w:t>
-      </w:r>
-      <w:r>
-        <w:rPr>
-          <w:rFonts w:ascii="Times New Roman" w:hAnsi="Times New Roman" w:cs="Times New Roman"/>
-          <w:sz w:val="28"/>
-          <w:szCs w:val="28"/>
-        </w:rPr>
-        <w:t xml:space="preserve">, далее </w:t>
-      </w:r>
-      <w:r>
-        <w:rPr>
-          <w:rFonts w:ascii="Times New Roman" w:hAnsi="Times New Roman" w:cs="Times New Roman"/>
-          <w:sz w:val="28"/>
-          <w:szCs w:val="28"/>
-        </w:rPr>
-        <w:t xml:space="preserve">применяется метод нелинейной регрессии для оптимизации коэффициентов и после </w:t>
-      </w:r>
-      <w:r>
-        <w:rPr>
-          <w:rFonts w:ascii="Times New Roman" w:hAnsi="Times New Roman" w:cs="Times New Roman"/>
-          <w:sz w:val="28"/>
-          <w:szCs w:val="28"/>
-        </w:rPr>
-        <w:t>итеративн</w:t>
-      </w:r>
-      <w:r>
-        <w:rPr>
-          <w:rFonts w:ascii="Times New Roman" w:hAnsi="Times New Roman" w:cs="Times New Roman"/>
-          <w:sz w:val="28"/>
-          <w:szCs w:val="28"/>
-        </w:rPr>
-        <w:t>ого подбора подходящих коэффициентов следует</w:t>
-      </w:r>
-      <w:r>
-        <w:rPr>
-          <w:rFonts w:ascii="Times New Roman" w:hAnsi="Times New Roman" w:cs="Times New Roman"/>
-          <w:sz w:val="28"/>
-          <w:szCs w:val="28"/>
-        </w:rPr>
-        <w:t xml:space="preserve"> </w:t>
-      </w:r>
-      <w:r>
-        <w:rPr>
-          <w:rFonts w:ascii="Times New Roman" w:hAnsi="Times New Roman" w:cs="Times New Roman"/>
-          <w:sz w:val="28"/>
-          <w:szCs w:val="28"/>
-        </w:rPr>
-        <w:t xml:space="preserve">расчет спектра для результата аппроксимации и </w:t>
-      </w:r>
-      <w:r>
-        <w:rPr>
-          <w:rFonts w:ascii="Times New Roman" w:hAnsi="Times New Roman" w:cs="Times New Roman"/>
-          <w:sz w:val="28"/>
-          <w:szCs w:val="28"/>
-        </w:rPr>
-        <w:t xml:space="preserve">сравнение </w:t>
-      </w:r>
-      <w:r>
-        <w:rPr>
-          <w:rFonts w:ascii="Times New Roman" w:hAnsi="Times New Roman" w:cs="Times New Roman"/>
-          <w:sz w:val="28"/>
-          <w:szCs w:val="28"/>
-        </w:rPr>
-        <w:t xml:space="preserve">с спектром </w:t>
-      </w:r>
-      <w:r>
-        <w:rPr>
-          <w:rFonts w:ascii="Times New Roman" w:hAnsi="Times New Roman" w:cs="Times New Roman"/>
-          <w:sz w:val="28"/>
-          <w:szCs w:val="28"/>
-        </w:rPr>
-        <w:t>исходного.</w:t>
+        <w:t xml:space="preserve"> модели, далее применяется метод нелинейной регрессии для оптимизации коэффициентов и после итеративного подбора подходящих значений следует расчет спектра для результата аппроксимации и сравнение со спектром, рассчитанным для исходного сигнала</w:t>
+      </w:r>
+      <w:r>
+        <w:rPr>
+          <w:rFonts w:ascii="Times New Roman" w:hAnsi="Times New Roman" w:cs="Times New Roman"/>
+          <w:sz w:val="28"/>
+          <w:szCs w:val="28"/>
+        </w:rPr>
+        <w:t>.</w:t>
       </w:r>
       <w:r>
         <w:rPr>

--- a/Novosibirsk_State_University/Дипломная работа/Тезисы.docx
+++ b/Novosibirsk_State_University/Дипломная работа/Тезисы.docx
@@ -269,6 +269,7 @@
         </w:rPr>
         <w:t>(</w:t>
       </w:r>
+      <w:proofErr w:type="spellStart"/>
       <w:r>
         <w:rPr>
           <w:rFonts w:ascii="Times New Roman" w:hAnsi="Times New Roman" w:cs="Times New Roman"/>
@@ -276,15 +277,16 @@
           <w:szCs w:val="28"/>
           <w:lang w:val="en-US"/>
         </w:rPr>
-        <w:t>OPO</w:t>
-      </w:r>
-      <w:r>
-        <w:rPr>
-          <w:rFonts w:ascii="Times New Roman" w:hAnsi="Times New Roman" w:cs="Times New Roman"/>
-          <w:sz w:val="28"/>
-          <w:szCs w:val="28"/>
-        </w:rPr>
-        <w:t xml:space="preserve">, </w:t>
+        <w:t>Lotis</w:t>
+      </w:r>
+      <w:proofErr w:type="spellEnd"/>
+      <w:r>
+        <w:rPr>
+          <w:rFonts w:ascii="Times New Roman" w:hAnsi="Times New Roman" w:cs="Times New Roman"/>
+          <w:sz w:val="28"/>
+          <w:szCs w:val="28"/>
+        </w:rPr>
+        <w:t xml:space="preserve"> </w:t>
       </w:r>
       <w:proofErr w:type="spellStart"/>
       <w:r>
@@ -294,7 +296,7 @@
           <w:szCs w:val="28"/>
           <w:lang w:val="en-US"/>
         </w:rPr>
-        <w:t>Lotis</w:t>
+        <w:t>Tii</w:t>
       </w:r>
       <w:proofErr w:type="spellEnd"/>
       <w:r>
@@ -303,8 +305,167 @@
           <w:sz w:val="28"/>
           <w:szCs w:val="28"/>
         </w:rPr>
+        <w:t>)</w:t>
+      </w:r>
+      <w:r>
+        <w:rPr>
+          <w:rFonts w:ascii="Times New Roman" w:hAnsi="Times New Roman" w:cs="Times New Roman"/>
+          <w:sz w:val="28"/>
+          <w:szCs w:val="28"/>
+        </w:rPr>
+        <w:t xml:space="preserve"> фокусируется на кювету, так чтобы </w:t>
+      </w:r>
+      <w:r>
+        <w:rPr>
+          <w:rFonts w:ascii="Times New Roman" w:hAnsi="Times New Roman" w:cs="Times New Roman"/>
+          <w:sz w:val="28"/>
+          <w:szCs w:val="28"/>
+        </w:rPr>
+        <w:t>фокусное пятно находилось вне кюветы</w:t>
+      </w:r>
+      <w:r>
+        <w:rPr>
+          <w:rFonts w:ascii="Times New Roman" w:hAnsi="Times New Roman" w:cs="Times New Roman"/>
+          <w:sz w:val="28"/>
+          <w:szCs w:val="28"/>
+        </w:rPr>
+        <w:t xml:space="preserve">, а сечение лазерного луча в кювете с исследуемым веществом имело овальную форму. Основная гармоника отделяется с помощью призмы </w:t>
+      </w:r>
+      <w:proofErr w:type="spellStart"/>
+      <w:r>
+        <w:rPr>
+          <w:rFonts w:ascii="Times New Roman" w:hAnsi="Times New Roman" w:cs="Times New Roman"/>
+          <w:sz w:val="28"/>
+          <w:szCs w:val="28"/>
+        </w:rPr>
+        <w:t>Пеллин</w:t>
+      </w:r>
+      <w:proofErr w:type="spellEnd"/>
+      <w:r>
+        <w:rPr>
+          <w:rFonts w:ascii="Times New Roman" w:hAnsi="Times New Roman" w:cs="Times New Roman"/>
+          <w:sz w:val="28"/>
+          <w:szCs w:val="28"/>
+        </w:rPr>
+        <w:t xml:space="preserve">-Брока. Энергия лазерного </w:t>
+      </w:r>
+      <w:r>
+        <w:rPr>
+          <w:rFonts w:ascii="Times New Roman" w:hAnsi="Times New Roman" w:cs="Times New Roman"/>
+          <w:sz w:val="28"/>
+          <w:szCs w:val="28"/>
+        </w:rPr>
+        <w:t>излучения</w:t>
+      </w:r>
+      <w:r>
+        <w:rPr>
+          <w:rFonts w:ascii="Times New Roman" w:hAnsi="Times New Roman" w:cs="Times New Roman"/>
+          <w:sz w:val="28"/>
+          <w:szCs w:val="28"/>
+        </w:rPr>
+        <w:t xml:space="preserve"> на входе в кювету регистрируется с помощью измерителя энергии</w:t>
+      </w:r>
+      <w:r>
+        <w:rPr>
+          <w:rFonts w:ascii="Times New Roman" w:hAnsi="Times New Roman" w:cs="Times New Roman"/>
+          <w:sz w:val="28"/>
+          <w:szCs w:val="28"/>
+        </w:rPr>
         <w:t xml:space="preserve"> </w:t>
       </w:r>
+      <w:r>
+        <w:rPr>
+          <w:rFonts w:ascii="Times New Roman" w:hAnsi="Times New Roman" w:cs="Times New Roman"/>
+          <w:sz w:val="28"/>
+          <w:szCs w:val="28"/>
+          <w:lang w:val="en-US"/>
+        </w:rPr>
+        <w:t>QE</w:t>
+      </w:r>
+      <w:r>
+        <w:rPr>
+          <w:rFonts w:ascii="Times New Roman" w:hAnsi="Times New Roman" w:cs="Times New Roman"/>
+          <w:sz w:val="28"/>
+          <w:szCs w:val="28"/>
+        </w:rPr>
+        <w:t>25</w:t>
+      </w:r>
+      <w:r>
+        <w:rPr>
+          <w:rFonts w:ascii="Times New Roman" w:hAnsi="Times New Roman" w:cs="Times New Roman"/>
+          <w:sz w:val="28"/>
+          <w:szCs w:val="28"/>
+          <w:lang w:val="en-US"/>
+        </w:rPr>
+        <w:t>SP</w:t>
+      </w:r>
+      <w:r>
+        <w:rPr>
+          <w:rFonts w:ascii="Times New Roman" w:hAnsi="Times New Roman" w:cs="Times New Roman"/>
+          <w:sz w:val="28"/>
+          <w:szCs w:val="28"/>
+        </w:rPr>
+        <w:t>-</w:t>
+      </w:r>
+      <w:r>
+        <w:rPr>
+          <w:rFonts w:ascii="Times New Roman" w:hAnsi="Times New Roman" w:cs="Times New Roman"/>
+          <w:sz w:val="28"/>
+          <w:szCs w:val="28"/>
+          <w:lang w:val="en-US"/>
+        </w:rPr>
+        <w:t>S</w:t>
+      </w:r>
+      <w:r>
+        <w:rPr>
+          <w:rFonts w:ascii="Times New Roman" w:hAnsi="Times New Roman" w:cs="Times New Roman"/>
+          <w:sz w:val="28"/>
+          <w:szCs w:val="28"/>
+        </w:rPr>
+        <w:t>-</w:t>
+      </w:r>
+      <w:r>
+        <w:rPr>
+          <w:rFonts w:ascii="Times New Roman" w:hAnsi="Times New Roman" w:cs="Times New Roman"/>
+          <w:sz w:val="28"/>
+          <w:szCs w:val="28"/>
+          <w:lang w:val="en-US"/>
+        </w:rPr>
+        <w:t>MT</w:t>
+      </w:r>
+      <w:r>
+        <w:rPr>
+          <w:rFonts w:ascii="Times New Roman" w:hAnsi="Times New Roman" w:cs="Times New Roman"/>
+          <w:sz w:val="28"/>
+          <w:szCs w:val="28"/>
+        </w:rPr>
+        <w:t>-</w:t>
+      </w:r>
+      <w:r>
+        <w:rPr>
+          <w:rFonts w:ascii="Times New Roman" w:hAnsi="Times New Roman" w:cs="Times New Roman"/>
+          <w:sz w:val="28"/>
+          <w:szCs w:val="28"/>
+          <w:lang w:val="en-US"/>
+        </w:rPr>
+        <w:t>D</w:t>
+      </w:r>
+      <w:r>
+        <w:rPr>
+          <w:rFonts w:ascii="Times New Roman" w:hAnsi="Times New Roman" w:cs="Times New Roman"/>
+          <w:sz w:val="28"/>
+          <w:szCs w:val="28"/>
+        </w:rPr>
+        <w:t>0</w:t>
+      </w:r>
+      <w:r>
+        <w:rPr>
+          <w:rFonts w:ascii="Times New Roman" w:hAnsi="Times New Roman" w:cs="Times New Roman"/>
+          <w:sz w:val="28"/>
+          <w:szCs w:val="28"/>
+        </w:rPr>
+        <w:t xml:space="preserve"> (</w:t>
+      </w:r>
       <w:proofErr w:type="spellStart"/>
       <w:r>
         <w:rPr>
@@ -313,7 +474,7 @@
           <w:szCs w:val="28"/>
           <w:lang w:val="en-US"/>
         </w:rPr>
-        <w:t>Tii</w:t>
+        <w:t>Gentec</w:t>
       </w:r>
       <w:proofErr w:type="spellEnd"/>
       <w:r>
@@ -322,7 +483,16 @@
           <w:sz w:val="28"/>
           <w:szCs w:val="28"/>
         </w:rPr>
-        <w:t xml:space="preserve"> 2145</w:t>
+        <w:t>-</w:t>
+      </w:r>
+      <w:r>
+        <w:rPr>
+          <w:rFonts w:ascii="Times New Roman" w:hAnsi="Times New Roman" w:cs="Times New Roman"/>
+          <w:sz w:val="28"/>
+          <w:szCs w:val="28"/>
+          <w:lang w:val="en-US"/>
+        </w:rPr>
+        <w:t>EO</w:t>
       </w:r>
       <w:r>
         <w:rPr>
@@ -338,23 +508,64 @@
           <w:sz w:val="28"/>
           <w:szCs w:val="28"/>
         </w:rPr>
-        <w:t xml:space="preserve"> фокусируется на кювету, так чтобы </w:t>
-      </w:r>
-      <w:r>
-        <w:rPr>
-          <w:rFonts w:ascii="Times New Roman" w:hAnsi="Times New Roman" w:cs="Times New Roman"/>
-          <w:sz w:val="28"/>
-          <w:szCs w:val="28"/>
-        </w:rPr>
-        <w:t>фокусное пятно находилось вне кюветы</w:t>
-      </w:r>
-      <w:r>
-        <w:rPr>
-          <w:rFonts w:ascii="Times New Roman" w:hAnsi="Times New Roman" w:cs="Times New Roman"/>
-          <w:sz w:val="28"/>
-          <w:szCs w:val="28"/>
-        </w:rPr>
-        <w:t xml:space="preserve">, а сечение лазерного луча в кювете с исследуемым веществом имело овальную форму. Основная гармоника отделяется с помощью призмы </w:t>
+        <w:t xml:space="preserve"> </w:t>
+      </w:r>
+      <w:r>
+        <w:rPr>
+          <w:rFonts w:ascii="Times New Roman" w:hAnsi="Times New Roman" w:cs="Times New Roman"/>
+          <w:sz w:val="28"/>
+          <w:szCs w:val="28"/>
+        </w:rPr>
+        <w:t xml:space="preserve">и варьируется с помощью набора УФ-ВИД светофильтров. </w:t>
+      </w:r>
+      <w:r>
+        <w:rPr>
+          <w:rFonts w:ascii="Times New Roman" w:hAnsi="Times New Roman" w:cs="Times New Roman"/>
+          <w:sz w:val="28"/>
+          <w:szCs w:val="28"/>
+        </w:rPr>
+        <w:t>Возбуждаемая</w:t>
+      </w:r>
+      <w:r>
+        <w:rPr>
+          <w:rFonts w:ascii="Times New Roman" w:hAnsi="Times New Roman" w:cs="Times New Roman"/>
+          <w:sz w:val="28"/>
+          <w:szCs w:val="28"/>
+        </w:rPr>
+        <w:t xml:space="preserve"> лазером ИК-люминесценция фокусируется сферической линзой на входную щель монохроматора и регистрируется ИК-фотодетектором на выходе из монохроматора. В качестве фотодетектора используется широкополосный ИК-фотодетектор на основе </w:t>
+      </w:r>
+      <w:r>
+        <w:rPr>
+          <w:rFonts w:ascii="Times New Roman" w:hAnsi="Times New Roman" w:cs="Times New Roman"/>
+          <w:sz w:val="28"/>
+          <w:szCs w:val="28"/>
+        </w:rPr>
+        <w:t xml:space="preserve">фотодиода </w:t>
+      </w:r>
+      <w:r>
+        <w:rPr>
+          <w:rFonts w:ascii="Times New Roman" w:hAnsi="Times New Roman" w:cs="Times New Roman"/>
+          <w:sz w:val="28"/>
+          <w:szCs w:val="28"/>
+          <w:lang w:val="en-US"/>
+        </w:rPr>
+        <w:t>G</w:t>
+      </w:r>
+      <w:r>
+        <w:rPr>
+          <w:rFonts w:ascii="Times New Roman" w:hAnsi="Times New Roman" w:cs="Times New Roman"/>
+          <w:sz w:val="28"/>
+          <w:szCs w:val="28"/>
+        </w:rPr>
+        <w:t>12180-250</w:t>
+      </w:r>
+      <w:r>
+        <w:rPr>
+          <w:rFonts w:ascii="Times New Roman" w:hAnsi="Times New Roman" w:cs="Times New Roman"/>
+          <w:sz w:val="28"/>
+          <w:szCs w:val="28"/>
+        </w:rPr>
+        <w:t xml:space="preserve">А </w:t>
       </w:r>
       <w:proofErr w:type="spellStart"/>
       <w:r>
@@ -362,8 +573,9 @@
           <w:rFonts w:ascii="Times New Roman" w:hAnsi="Times New Roman" w:cs="Times New Roman"/>
           <w:sz w:val="28"/>
           <w:szCs w:val="28"/>
-        </w:rPr>
-        <w:t>Пеллин</w:t>
+          <w:lang w:val="en-US"/>
+        </w:rPr>
+        <w:t>InGaAs</w:t>
       </w:r>
       <w:proofErr w:type="spellEnd"/>
       <w:r>
@@ -372,30 +584,6 @@
           <w:sz w:val="28"/>
           <w:szCs w:val="28"/>
         </w:rPr>
-        <w:t xml:space="preserve">-Брока. Энергия лазерного </w:t>
-      </w:r>
-      <w:r>
-        <w:rPr>
-          <w:rFonts w:ascii="Times New Roman" w:hAnsi="Times New Roman" w:cs="Times New Roman"/>
-          <w:sz w:val="28"/>
-          <w:szCs w:val="28"/>
-        </w:rPr>
-        <w:t>излучения</w:t>
-      </w:r>
-      <w:r>
-        <w:rPr>
-          <w:rFonts w:ascii="Times New Roman" w:hAnsi="Times New Roman" w:cs="Times New Roman"/>
-          <w:sz w:val="28"/>
-          <w:szCs w:val="28"/>
-        </w:rPr>
-        <w:t xml:space="preserve"> на входе в кювету регистрируется с помощью измерителя энергии</w:t>
-      </w:r>
-      <w:r>
-        <w:rPr>
-          <w:rFonts w:ascii="Times New Roman" w:hAnsi="Times New Roman" w:cs="Times New Roman"/>
-          <w:sz w:val="28"/>
-          <w:szCs w:val="28"/>
-        </w:rPr>
         <w:t xml:space="preserve"> </w:t>
       </w:r>
       <w:r>
@@ -403,230 +591,17 @@
           <w:rFonts w:ascii="Times New Roman" w:hAnsi="Times New Roman" w:cs="Times New Roman"/>
           <w:sz w:val="28"/>
           <w:szCs w:val="28"/>
+        </w:rPr>
+        <w:t>(</w:t>
+      </w:r>
+      <w:r>
+        <w:rPr>
+          <w:rFonts w:ascii="Times New Roman" w:hAnsi="Times New Roman" w:cs="Times New Roman"/>
+          <w:sz w:val="28"/>
+          <w:szCs w:val="28"/>
           <w:lang w:val="en-US"/>
         </w:rPr>
-        <w:t>QE</w:t>
-      </w:r>
-      <w:r>
-        <w:rPr>
-          <w:rFonts w:ascii="Times New Roman" w:hAnsi="Times New Roman" w:cs="Times New Roman"/>
-          <w:sz w:val="28"/>
-          <w:szCs w:val="28"/>
-        </w:rPr>
-        <w:t>25</w:t>
-      </w:r>
-      <w:r>
-        <w:rPr>
-          <w:rFonts w:ascii="Times New Roman" w:hAnsi="Times New Roman" w:cs="Times New Roman"/>
-          <w:sz w:val="28"/>
-          <w:szCs w:val="28"/>
-          <w:lang w:val="en-US"/>
-        </w:rPr>
-        <w:t>SP</w:t>
-      </w:r>
-      <w:r>
-        <w:rPr>
-          <w:rFonts w:ascii="Times New Roman" w:hAnsi="Times New Roman" w:cs="Times New Roman"/>
-          <w:sz w:val="28"/>
-          <w:szCs w:val="28"/>
-        </w:rPr>
-        <w:t>-</w:t>
-      </w:r>
-      <w:r>
-        <w:rPr>
-          <w:rFonts w:ascii="Times New Roman" w:hAnsi="Times New Roman" w:cs="Times New Roman"/>
-          <w:sz w:val="28"/>
-          <w:szCs w:val="28"/>
-          <w:lang w:val="en-US"/>
-        </w:rPr>
-        <w:t>S</w:t>
-      </w:r>
-      <w:r>
-        <w:rPr>
-          <w:rFonts w:ascii="Times New Roman" w:hAnsi="Times New Roman" w:cs="Times New Roman"/>
-          <w:sz w:val="28"/>
-          <w:szCs w:val="28"/>
-        </w:rPr>
-        <w:t>-</w:t>
-      </w:r>
-      <w:r>
-        <w:rPr>
-          <w:rFonts w:ascii="Times New Roman" w:hAnsi="Times New Roman" w:cs="Times New Roman"/>
-          <w:sz w:val="28"/>
-          <w:szCs w:val="28"/>
-          <w:lang w:val="en-US"/>
-        </w:rPr>
-        <w:t>MT</w:t>
-      </w:r>
-      <w:r>
-        <w:rPr>
-          <w:rFonts w:ascii="Times New Roman" w:hAnsi="Times New Roman" w:cs="Times New Roman"/>
-          <w:sz w:val="28"/>
-          <w:szCs w:val="28"/>
-        </w:rPr>
-        <w:t>-</w:t>
-      </w:r>
-      <w:r>
-        <w:rPr>
-          <w:rFonts w:ascii="Times New Roman" w:hAnsi="Times New Roman" w:cs="Times New Roman"/>
-          <w:sz w:val="28"/>
-          <w:szCs w:val="28"/>
-          <w:lang w:val="en-US"/>
-        </w:rPr>
-        <w:t>D</w:t>
-      </w:r>
-      <w:r>
-        <w:rPr>
-          <w:rFonts w:ascii="Times New Roman" w:hAnsi="Times New Roman" w:cs="Times New Roman"/>
-          <w:sz w:val="28"/>
-          <w:szCs w:val="28"/>
-        </w:rPr>
-        <w:t>0</w:t>
-      </w:r>
-      <w:r>
-        <w:rPr>
-          <w:rFonts w:ascii="Times New Roman" w:hAnsi="Times New Roman" w:cs="Times New Roman"/>
-          <w:sz w:val="28"/>
-          <w:szCs w:val="28"/>
-        </w:rPr>
-        <w:t xml:space="preserve"> (</w:t>
-      </w:r>
-      <w:proofErr w:type="spellStart"/>
-      <w:r>
-        <w:rPr>
-          <w:rFonts w:ascii="Times New Roman" w:hAnsi="Times New Roman" w:cs="Times New Roman"/>
-          <w:sz w:val="28"/>
-          <w:szCs w:val="28"/>
-          <w:lang w:val="en-US"/>
-        </w:rPr>
-        <w:t>Gentec</w:t>
-      </w:r>
-      <w:proofErr w:type="spellEnd"/>
-      <w:r>
-        <w:rPr>
-          <w:rFonts w:ascii="Times New Roman" w:hAnsi="Times New Roman" w:cs="Times New Roman"/>
-          <w:sz w:val="28"/>
-          <w:szCs w:val="28"/>
-        </w:rPr>
-        <w:t>-</w:t>
-      </w:r>
-      <w:r>
-        <w:rPr>
-          <w:rFonts w:ascii="Times New Roman" w:hAnsi="Times New Roman" w:cs="Times New Roman"/>
-          <w:sz w:val="28"/>
-          <w:szCs w:val="28"/>
-          <w:lang w:val="en-US"/>
-        </w:rPr>
-        <w:t>EO</w:t>
-      </w:r>
-      <w:r>
-        <w:rPr>
-          <w:rFonts w:ascii="Times New Roman" w:hAnsi="Times New Roman" w:cs="Times New Roman"/>
-          <w:sz w:val="28"/>
-          <w:szCs w:val="28"/>
-        </w:rPr>
-        <w:t>)</w:t>
-      </w:r>
-      <w:r>
-        <w:rPr>
-          <w:rFonts w:ascii="Times New Roman" w:hAnsi="Times New Roman" w:cs="Times New Roman"/>
-          <w:sz w:val="28"/>
-          <w:szCs w:val="28"/>
-        </w:rPr>
-        <w:t xml:space="preserve"> </w:t>
-      </w:r>
-      <w:r>
-        <w:rPr>
-          <w:rFonts w:ascii="Times New Roman" w:hAnsi="Times New Roman" w:cs="Times New Roman"/>
-          <w:sz w:val="28"/>
-          <w:szCs w:val="28"/>
-        </w:rPr>
-        <w:t xml:space="preserve">и варьируется с помощью набора УФ-ВИД светофильтров. </w:t>
-      </w:r>
-      <w:r>
-        <w:rPr>
-          <w:rFonts w:ascii="Times New Roman" w:hAnsi="Times New Roman" w:cs="Times New Roman"/>
-          <w:sz w:val="28"/>
-          <w:szCs w:val="28"/>
-        </w:rPr>
-        <w:t>Возбуждаемая</w:t>
-      </w:r>
-      <w:r>
-        <w:rPr>
-          <w:rFonts w:ascii="Times New Roman" w:hAnsi="Times New Roman" w:cs="Times New Roman"/>
-          <w:sz w:val="28"/>
-          <w:szCs w:val="28"/>
-        </w:rPr>
-        <w:t xml:space="preserve"> лазером ИК-люминесценция фокусируется сферической линзой на входную щель монохроматора и регистрируется ИК-фотодетектором на выходе из монохроматора. В качестве фотодетектора используется широкополосный ИК-фотодетектор на основе </w:t>
-      </w:r>
-      <w:r>
-        <w:rPr>
-          <w:rFonts w:ascii="Times New Roman" w:hAnsi="Times New Roman" w:cs="Times New Roman"/>
-          <w:sz w:val="28"/>
-          <w:szCs w:val="28"/>
-        </w:rPr>
-        <w:t xml:space="preserve">фотодиода </w:t>
-      </w:r>
-      <w:r>
-        <w:rPr>
-          <w:rFonts w:ascii="Times New Roman" w:hAnsi="Times New Roman" w:cs="Times New Roman"/>
-          <w:sz w:val="28"/>
-          <w:szCs w:val="28"/>
-          <w:lang w:val="en-US"/>
-        </w:rPr>
-        <w:t>G</w:t>
-      </w:r>
-      <w:r>
-        <w:rPr>
-          <w:rFonts w:ascii="Times New Roman" w:hAnsi="Times New Roman" w:cs="Times New Roman"/>
-          <w:sz w:val="28"/>
-          <w:szCs w:val="28"/>
-        </w:rPr>
-        <w:t>12180-250</w:t>
-      </w:r>
-      <w:r>
-        <w:rPr>
-          <w:rFonts w:ascii="Times New Roman" w:hAnsi="Times New Roman" w:cs="Times New Roman"/>
-          <w:sz w:val="28"/>
-          <w:szCs w:val="28"/>
-        </w:rPr>
-        <w:t xml:space="preserve">А </w:t>
-      </w:r>
-      <w:proofErr w:type="spellStart"/>
-      <w:r>
-        <w:rPr>
-          <w:rFonts w:ascii="Times New Roman" w:hAnsi="Times New Roman" w:cs="Times New Roman"/>
-          <w:sz w:val="28"/>
-          <w:szCs w:val="28"/>
-          <w:lang w:val="en-US"/>
-        </w:rPr>
-        <w:t>InGaAs</w:t>
-      </w:r>
-      <w:proofErr w:type="spellEnd"/>
-      <w:r>
-        <w:rPr>
-          <w:rFonts w:ascii="Times New Roman" w:hAnsi="Times New Roman" w:cs="Times New Roman"/>
-          <w:sz w:val="28"/>
-          <w:szCs w:val="28"/>
-        </w:rPr>
-        <w:t xml:space="preserve"> </w:t>
-      </w:r>
-      <w:r>
-        <w:rPr>
-          <w:rFonts w:ascii="Times New Roman" w:hAnsi="Times New Roman" w:cs="Times New Roman"/>
-          <w:sz w:val="28"/>
-          <w:szCs w:val="28"/>
-        </w:rPr>
-        <w:t>(</w:t>
-      </w:r>
-      <w:r>
-        <w:rPr>
-          <w:rFonts w:ascii="Times New Roman" w:hAnsi="Times New Roman" w:cs="Times New Roman"/>
-          <w:sz w:val="28"/>
-          <w:szCs w:val="28"/>
-          <w:lang w:val="en-US"/>
-        </w:rPr>
-        <w:t>Hamamatsu</w:t>
+        <w:t>Hamamatsu Photonics</w:t>
       </w:r>
       <w:r>
         <w:rPr>
